--- a/_inbox/PDI/02-praticas-engenharia-clean-code/atividade-4/7-apresentacao/pdi-praticas-engenharia-clean-code-a4.docx
+++ b/_inbox/PDI/02-praticas-engenharia-clean-code/atividade-4/7-apresentacao/pdi-praticas-engenharia-clean-code-a4.docx
@@ -4,28 +4,595 @@
   <w:body>
     <w:p>
       <w:pPr>
-        <w:pStyle w:val="Title"/>
+        <w:jc w:val="center"/>
       </w:pPr>
       <w:r>
+        <w:rPr>
+          <w:b/>
+          <w:color w:val="8B4513"/>
+          <w:sz w:val="28"/>
+        </w:rPr>
+        <w:t>PDI</w:t>
+      </w:r>
+    </w:p>
+    <w:p>
+      <w:pPr>
+        <w:jc w:val="center"/>
+      </w:pPr>
+      <w:r>
+        <w:rPr>
+          <w:b/>
+          <w:sz w:val="46"/>
+        </w:rPr>
         <w:t>Estudo de Design Patterns aplicados ao ecossistema</w:t>
       </w:r>
     </w:p>
     <w:p>
+      <w:pPr>
+        <w:jc w:val="center"/>
+      </w:pPr>
       <w:r>
-        <w:t>PDI Marcos Luciano - marcosluciano.rodrigues@v4company.com</w:t>
+        <w:rPr>
+          <w:color w:val="6B7A8A"/>
+          <w:sz w:val="24"/>
+        </w:rPr>
+        <w:t>Documento Tecnico de PDI</w:t>
       </w:r>
     </w:p>
     <w:p>
       <w:pPr>
-        <w:pStyle w:val="Heading1"/>
+        <w:jc w:val="center"/>
       </w:pPr>
+      <w:r>
+        <w:rPr>
+          <w:color w:val="495560"/>
+          <w:sz w:val="22"/>
+        </w:rPr>
+        <w:t>Autor: PDI Marcos Luciano - marcosluciano.rodrigues@v4company.com</w:t>
+        <w:br/>
+      </w:r>
+      <w:r>
+        <w:rPr>
+          <w:color w:val="495560"/>
+          <w:sz w:val="22"/>
+        </w:rPr>
+        <w:t>Unidade: FV Marketing / V4 Company</w:t>
+        <w:br/>
+      </w:r>
+      <w:r>
+        <w:rPr>
+          <w:color w:val="495560"/>
+          <w:sz w:val="22"/>
+        </w:rPr>
+        <w:t>Data: Agosto 2026</w:t>
+        <w:br/>
+      </w:r>
+      <w:r>
+        <w:rPr>
+          <w:color w:val="495560"/>
+          <w:sz w:val="22"/>
+        </w:rPr>
+        <w:t>Area: 02 Praticas de Engenharia e Clean Code</w:t>
+        <w:br/>
+      </w:r>
+      <w:r>
+        <w:rPr>
+          <w:color w:val="495560"/>
+          <w:sz w:val="22"/>
+        </w:rPr>
+        <w:t>Status: Entregue (desenvolvido)</w:t>
+        <w:br/>
+      </w:r>
+    </w:p>
+    <w:p>
+      <w:r>
+        <w:br w:type="page"/>
+      </w:r>
+    </w:p>
+    <w:p>
+      <w:pPr>
+        <w:pStyle w:val="Heading2"/>
+      </w:pPr>
+      <w:r>
+        <w:rPr>
+          <w:color w:val="8B1E1E"/>
+        </w:rPr>
+        <w:t>1. Contexto</w:t>
+      </w:r>
+    </w:p>
+    <w:p>
       <w:r>
         <w:t>1. Contexto</w:t>
       </w:r>
     </w:p>
+    <w:p>
+      <w:r>
+        <w:t>A FV precisa plugar fornecedores diferentes (meios de pagamento, transportadoras, gateways de SMS) sem reescrever o core a cada contratação. O código legado tinha um if fornecedor == 'X' para cada integração, e o time temia qualquer onboarding de parceiro novo. A flexibilidade era paga em complexidade.</w:t>
+      </w:r>
+    </w:p>
+    <w:p>
+      <w:r>
+        <w:t>Analogia dos adaptadores de tomada</w:t>
+      </w:r>
+    </w:p>
+    <w:p>
+      <w:r>
+        <w:t>Viajar pelo mundo é fácil porque existem adaptadores de tomada: o seu carregador (core) não muda, só o pedacinho que encaixa na pareda (fornecedor) muda. Strategy é escolher o melhor caminho sem mudar o destino; Observer é o painel que avisa todo mundo quando algo acontece. Padrões são esses 'encaixes' reutilizáveis.</w:t>
+      </w:r>
+    </w:p>
+    <w:p>
+      <w:r>
+        <w:t>2. Diagnóstico</w:t>
+      </w:r>
+    </w:p>
+    <w:p>
+      <w:r>
+        <w:t>Com lógica de integração espalhada em condicionais, o tempo de onboarding de fornecedor cresce e cada novo parceiro duplica pontos de falha. O core se polui com detalhes de terceiros e fica mais difícil de testar.</w:t>
+      </w:r>
+    </w:p>
+    <w:p>
+      <w:r>
+        <w:t>Tempo de onboarding de fornecedor (dias)</w:t>
+      </w:r>
+    </w:p>
+    <w:p>
+      <w:r>
+        <w:t>JanFevMarAbrMaiJunJulAgoSetOutNovDezAntesDepois</w:t>
+      </w:r>
+    </w:p>
+    <w:p>
+      <w:r>
+        <w:t>Pontos de falha por integração (nº)</w:t>
+      </w:r>
+    </w:p>
+    <w:p>
+      <w:r>
+        <w:t>JanFevMarAbrMaiJunJulAgoSetOutNovDezAntesDepois</w:t>
+      </w:r>
+    </w:p>
+    <w:p>
+      <w:r>
+        <w:t>Raiz do problema: o core conhece os detalhes de cada fornecedor. Falta uma camada de indireção que isole variação atrás de uma interface estável.</w:t>
+      </w:r>
+    </w:p>
+    <w:p>
+      <w:r>
+        <w:t>3. Solução</w:t>
+      </w:r>
+    </w:p>
+    <w:p>
+      <w:r>
+        <w:t>Aplicar três Design Patterns na FV: Adapter (traduz a API de terceiro para a interface do core: ports/adapters), Strategy (seleciona em runtime o algoritmo/fornecedor ideal) e Observer (notifica partes interessadas quando um evento de domínio ocorre, sem acoplar).</w:t>
+      </w:r>
+    </w:p>
+    <w:p>
+      <w:r>
+        <w:t>Adapter: o core fala uma língua só:</w:t>
+      </w:r>
+    </w:p>
+    <w:p>
+      <w:r>
+        <w:t># port do core</w:t>
+      </w:r>
+    </w:p>
+    <w:p>
+      <w:r>
+        <w:t>class GatewayPagamento:</w:t>
+      </w:r>
+    </w:p>
+    <w:p>
+      <w:r>
+        <w:t>def cobrar(self, valor: float) -&gt; str: ...</w:t>
+      </w:r>
+    </w:p>
+    <w:p>
+      <w:r>
+        <w:t># adapter traduz o PayPal para o port</w:t>
+      </w:r>
+    </w:p>
+    <w:p>
+      <w:r>
+        <w:t>class PayPalAdapter(GatewayPagamento):</w:t>
+      </w:r>
+    </w:p>
+    <w:p>
+      <w:r>
+        <w:t>def cobrar(self, valor):</w:t>
+      </w:r>
+    </w:p>
+    <w:p>
+      <w:r>
+        <w:t>return api_paypal.charge(amount=valor)  # detalhe isoladoStrategy: escolhe o melhor frete em runtime:</w:t>
+      </w:r>
+    </w:p>
+    <w:p>
+      <w:r>
+        <w:t>class FreteStrategy:</w:t>
+      </w:r>
+    </w:p>
+    <w:p>
+      <w:r>
+        <w:t>def calcular(self, pedido): raise NotImplementedError</w:t>
+      </w:r>
+    </w:p>
+    <w:p>
+      <w:r>
+        <w:t>class FreteExpresso(FreteStrategy):</w:t>
+      </w:r>
+    </w:p>
+    <w:p>
+      <w:r>
+        <w:t>def calcular(self, p): return p.peso * 2.0</w:t>
+      </w:r>
+    </w:p>
+    <w:p>
+      <w:r>
+        <w:t>class FreteEconomico(FreteStrategy):</w:t>
+      </w:r>
+    </w:p>
+    <w:p>
+      <w:r>
+        <w:t>def calcular(self, p): return p.peso * 0.8</w:t>
+      </w:r>
+    </w:p>
+    <w:p>
+      <w:r>
+        <w:t>def selecionar(pedido) -&gt; FreteStrategy:   # Strategy factory</w:t>
+      </w:r>
+    </w:p>
+    <w:p>
+      <w:r>
+        <w:t>return FreteExpresso() if pedido.urgente else FreteEconomico()Observer: o core avisa, os interessados reagem:</w:t>
+      </w:r>
+    </w:p>
+    <w:p>
+      <w:r>
+        <w:t>class Observador:  # Observer</w:t>
+      </w:r>
+    </w:p>
+    <w:p>
+      <w:r>
+        <w:t>def ao_pedido_pago(self, ev): ...</w:t>
+      </w:r>
+    </w:p>
+    <w:p>
+      <w:r>
+        <w:t>class NotificaCliente(Observador):</w:t>
+      </w:r>
+    </w:p>
+    <w:p>
+      <w:r>
+        <w:t>def ao_pedido_pago(self, ev): email.enviar(ev.pedido_id)</w:t>
+      </w:r>
+    </w:p>
+    <w:p>
+      <w:r>
+        <w:t>class AtualizaEstoque(Observador):</w:t>
+      </w:r>
+    </w:p>
+    <w:p>
+      <w:r>
+        <w:t>def ao_pedido_pago(self, ev): estoque.debitar(ev.itens)</w:t>
+      </w:r>
+    </w:p>
+    <w:p>
+      <w:r>
+        <w:t>bus.assinar(PedidoPago, NotificaCliente())</w:t>
+      </w:r>
+    </w:p>
+    <w:p>
+      <w:r>
+        <w:t>bus.assinar(PedidoPago, AtualizaEstoque())4. Como funciona (pipeline)</w:t>
+      </w:r>
+    </w:p>
+    <w:p>
+      <w:r>
+        <w:t>Padrões na integração FV fluxo em execução</w:t>
+      </w:r>
+    </w:p>
+    <w:p>
+      <w:r>
+        <w:t>1</w:t>
+      </w:r>
+    </w:p>
+    <w:p>
+      <w:r>
+        <w:t>Definir ports do core</w:t>
+      </w:r>
+    </w:p>
+    <w:p>
+      <w:r>
+        <w:t>Interfaces estáveis: GatewayPagamento, FreteStrategy, Observador.</w:t>
+      </w:r>
+    </w:p>
+    <w:p>
+      <w:r>
+        <w:t>audit</w:t>
+      </w:r>
+    </w:p>
+    <w:p>
+      <w:r>
+        <w:t>2</w:t>
+      </w:r>
+    </w:p>
+    <w:p>
+      <w:r>
+        <w:t>Adapter por fornecedor PayPalAdapter</w:t>
+      </w:r>
+    </w:p>
+    <w:p>
+      <w:r>
+        <w:t>Cada terceiro vira um adapter que implementa o port.</w:t>
+      </w:r>
+    </w:p>
+    <w:p>
+      <w:r>
+        <w:t>ok</w:t>
+      </w:r>
+    </w:p>
+    <w:p>
+      <w:r>
+        <w:t>3</w:t>
+      </w:r>
+    </w:p>
+    <w:p>
+      <w:r>
+        <w:t>Strategy factory selecionar()</w:t>
+      </w:r>
+    </w:p>
+    <w:p>
+      <w:r>
+        <w:t>Em runtime escolhe a estratégia conforme o contexto do pedido.</w:t>
+      </w:r>
+    </w:p>
+    <w:p>
+      <w:r>
+        <w:t>ok</w:t>
+      </w:r>
+    </w:p>
+    <w:p>
+      <w:r>
+        <w:t>4</w:t>
+      </w:r>
+    </w:p>
+    <w:p>
+      <w:r>
+        <w:t>Observer bus.assinar()</w:t>
+      </w:r>
+    </w:p>
+    <w:p>
+      <w:r>
+        <w:t>Reações (e-mail, estoque) assinam eventos sem acoplar ao core.</w:t>
+      </w:r>
+    </w:p>
+    <w:p>
+      <w:r>
+        <w:t>warn</w:t>
+      </w:r>
+    </w:p>
+    <w:p>
+      <w:r>
+        <w:t>5</w:t>
+      </w:r>
+    </w:p>
+    <w:p>
+      <w:r>
+        <w:t>Testes com fakes</w:t>
+      </w:r>
+    </w:p>
+    <w:p>
+      <w:r>
+        <w:t>Port fake valida o core sem chamar fornecedor de verdade.</w:t>
+      </w:r>
+    </w:p>
+    <w:p>
+      <w:r>
+        <w:t>ok</w:t>
+      </w:r>
+    </w:p>
+    <w:p>
+      <w:r>
+        <w:t>Novo fornecedor = novo adapter; o core sequer recompila.</w:t>
+      </w:r>
+    </w:p>
+    <w:p>
+      <w:r>
+        <w:t>5. Antes vs Depois</w:t>
+      </w:r>
+    </w:p>
+    <w:p>
+      <w:r>
+        <w:t>CenárioAntes (if/else)Depois (padrões)</w:t>
+      </w:r>
+    </w:p>
+    <w:p>
+      <w:r>
+        <w:t>Novo fornecedorMexe no core todoSó adapter novo</w:t>
+      </w:r>
+    </w:p>
+    <w:p>
+      <w:r>
+        <w:t>Trocar freteReescreve fluxoStrategy em runtime</w:t>
+      </w:r>
+    </w:p>
+    <w:p>
+      <w:r>
+        <w:t>Avisar parceiroAcopla no meioObserver assina</w:t>
+      </w:r>
+    </w:p>
+    <w:p>
+      <w:r>
+        <w:t>Testar corePrecisa terceiroFake do port</w:t>
+      </w:r>
+    </w:p>
+    <w:p>
+      <w:r>
+        <w:t>6. Entregas</w:t>
+      </w:r>
+    </w:p>
+    <w:p>
+      <w:r>
+        <w:t>Pacote adapters/: PayPalAdapter, StripeAdapter, CorreiosAdapter.</w:t>
+      </w:r>
+    </w:p>
+    <w:p>
+      <w:r>
+        <w:t>Pacote strategies/: FreteExpresso, FreteEconomico + factory.</w:t>
+      </w:r>
+    </w:p>
+    <w:p>
+      <w:r>
+        <w:t>Pacote observers/: NotificaCliente, AtualizaEstoque, EmiteNota.</w:t>
+      </w:r>
+    </w:p>
+    <w:p>
+      <w:r>
+        <w:t>Exemplo onboarding_fornecedor.md: como plugar um novo adapter.</w:t>
+      </w:r>
+    </w:p>
+    <w:p>
+      <w:r>
+        <w:t>7. Métricas</w:t>
+      </w:r>
+    </w:p>
+    <w:p>
+      <w:r>
+        <w:t>Velocidade de plugar fornecedor (fornecedores/mês)</w:t>
+      </w:r>
+    </w:p>
+    <w:p>
+      <w:r>
+        <w:t>T1T2T3T4T5T6T7T8T9T10T11T12Trimestre 1</w:t>
+      </w:r>
+    </w:p>
+    <w:p>
+      <w:r>
+        <w:t>Meta: onboarding de novo fornecedor em ≤ 2 dias, atrás de adapter testado, sem tocar no core.</w:t>
+      </w:r>
+    </w:p>
+    <w:p>
+      <w:r>
+        <w:t>8. Status final</w:t>
+      </w:r>
+    </w:p>
+    <w:p>
+      <w:r>
+        <w:t>NÃO publicado: Desenvolvido e em homologação. Aguarda revisão antes de produção.</w:t>
+      </w:r>
+    </w:p>
+    <w:p>
+      <w:pPr>
+        <w:pStyle w:val="Heading2"/>
+      </w:pPr>
+      <w:r>
+        <w:rPr>
+          <w:color w:val="8B1E1E"/>
+        </w:rPr>
+        <w:t>Decisoes e tradeoffs</w:t>
+      </w:r>
+    </w:p>
+    <w:p>
+      <w:pPr>
+        <w:pStyle w:val="ListBullet"/>
+      </w:pPr>
+      <w:r>
+        <w:t>Adapter para CRM e LLM externos: isola o acoplamento a APIs de terceiro em tradutores atras de ports, entao novo fornecedor vira um adapter novo sem tocar o core.</w:t>
+      </w:r>
+    </w:p>
+    <w:p>
+      <w:pPr>
+        <w:pStyle w:val="ListBullet"/>
+      </w:pPr>
+      <w:r>
+        <w:t>Strategy para roteamento de modelo de LLM e calculo variavel: troca if e else espalhados por estrategias selecionadas em runtime via factory selecionar.</w:t>
+      </w:r>
+    </w:p>
+    <w:p>
+      <w:pPr>
+        <w:pStyle w:val="ListBullet"/>
+      </w:pPr>
+      <w:r>
+        <w:t>Observer para eventos de dominio com bus.assinar: reacoes como e-mail e estoque assinam eventos sem acoplar ao core, aceitando ordem nao garantida entre observadores.</w:t>
+      </w:r>
+    </w:p>
+    <w:p>
+      <w:pPr>
+        <w:pStyle w:val="ListBullet"/>
+      </w:pPr>
+      <w:r>
+        <w:t>Singleton para clients rejeitado em favor de DI: evita estado global oculto e mantem o core testavel com fakes dos ports.</w:t>
+      </w:r>
+    </w:p>
+    <w:p>
+      <w:pPr>
+        <w:pStyle w:val="ListBullet"/>
+      </w:pPr>
+      <w:r>
+        <w:t>Padrao aplicado so onde ha variacao real, com code review focado em valor: evita over-engineering e impede que padrao vire fim em si mesmo.</w:t>
+      </w:r>
+    </w:p>
+    <w:p>
+      <w:pPr>
+        <w:pStyle w:val="Heading2"/>
+      </w:pPr>
+      <w:r>
+        <w:rPr>
+          <w:color w:val="8B1E1E"/>
+        </w:rPr>
+        <w:t>Impacto no negocio</w:t>
+      </w:r>
+    </w:p>
+    <w:p>
+      <w:r>
+        <w:t>Handlers de webhook e workers repetitivos com selecao de modelo por if e else fazem cada onboarding de fornecedor duplicar pontos de falha e travar o time. Com Adapter, Strategy e Observer mais piloto em ao menos 1 CRM, o onboarding cai para ate 2 dias atras de adapter testado, o teste do core usa fake sem chamar terceiro, e o custo de plugar parceiro novo deixa de ser reescrita do fluxo.</w:t>
+      </w:r>
+    </w:p>
+    <w:p>
+      <w:pPr>
+        <w:pStyle w:val="Heading2"/>
+      </w:pPr>
+      <w:r>
+        <w:rPr>
+          <w:color w:val="8B1E1E"/>
+        </w:rPr>
+        <w:t>Referencias de estudo</w:t>
+      </w:r>
+    </w:p>
+    <w:p>
+      <w:pPr>
+        <w:pStyle w:val="ListBullet"/>
+      </w:pPr>
+      <w:r>
+        <w:t>Curso: Design Patterns com Python, na Alura.</w:t>
+      </w:r>
+    </w:p>
+    <w:p>
+      <w:pPr>
+        <w:pStyle w:val="ListBullet"/>
+      </w:pPr>
+      <w:r>
+        <w:t>Video: Strategy na pratica para trocar if else, no YouTube.</w:t>
+      </w:r>
+    </w:p>
+    <w:p>
+      <w:pPr>
+        <w:pStyle w:val="ListBullet"/>
+      </w:pPr>
+      <w:r>
+        <w:t>Doc oficial: Catalogo de padroes com exemplos em Python, em refactoring.guru.</w:t>
+      </w:r>
+    </w:p>
+    <w:p>
+      <w:pPr>
+        <w:pStyle w:val="ListBullet"/>
+      </w:pPr>
+      <w:r>
+        <w:t>Doc oficial: Documentacao do Python sobre abc e protocolos para ports e adapters, em docs.python.org.</w:t>
+      </w:r>
+    </w:p>
     <w:sectPr>
       <w:pgSz w:w="12240" w:h="15840"/>
-      <w:pgMar w:top="1440" w:right="1800" w:bottom="1440" w:left="1800" w:header="720" w:footer="720" w:gutter="0"/>
+      <w:pgMar w:top="1417" w:right="1701" w:bottom="1417" w:left="1701" w:header="720" w:footer="720" w:gutter="0"/>
       <w:cols w:space="720"/>
       <w:docGrid w:linePitch="360"/>
     </w:sectPr>
@@ -396,6 +963,10 @@
     <w:name w:val="Normal"/>
     <w:qFormat/>
     <w:rsid w:val="00FC693F"/>
+    <w:rPr>
+      <w:rFonts w:ascii="Calibri" w:hAnsi="Calibri"/>
+      <w:sz w:val="22"/>
+    </w:rPr>
   </w:style>
   <w:style w:type="paragraph" w:styleId="Header">
     <w:name w:val="header"/>

--- a/_inbox/PDI/02-praticas-engenharia-clean-code/atividade-4/7-apresentacao/pdi-praticas-engenharia-clean-code-a4.docx
+++ b/_inbox/PDI/02-praticas-engenharia-clean-code/atividade-4/7-apresentacao/pdi-praticas-engenharia-clean-code-a4.docx
@@ -36,7 +36,7 @@
           <w:color w:val="6B7A8A"/>
           <w:sz w:val="24"/>
         </w:rPr>
-        <w:t>Documento Tecnico de PDI</w:t>
+        <w:t>Documento Técnico de PDI</w:t>
       </w:r>
     </w:p>
     <w:p>
@@ -72,7 +72,7 @@
           <w:color w:val="495560"/>
           <w:sz w:val="22"/>
         </w:rPr>
-        <w:t>Area: 02 Praticas de Engenharia e Clean Code</w:t>
+        <w:t>Área: 02 Práticas de Engenharia e Clean Code</w:t>
         <w:br/>
       </w:r>
       <w:r>
@@ -488,7 +488,7 @@
         <w:rPr>
           <w:color w:val="8B1E1E"/>
         </w:rPr>
-        <w:t>Decisoes e tradeoffs</w:t>
+        <w:t>Decisões e tradeoffs</w:t>
       </w:r>
     </w:p>
     <w:p>
@@ -496,7 +496,7 @@
         <w:pStyle w:val="ListBullet"/>
       </w:pPr>
       <w:r>
-        <w:t>Adapter para CRM e LLM externos: isola o acoplamento a APIs de terceiro em tradutores atras de ports, entao novo fornecedor vira um adapter novo sem tocar o core.</w:t>
+        <w:t>Adapter para CRM e LLM externos: isola o acoplamento a APIs de terceiro em tradutores atrás de ports, então novo fornecedor vira um adapter novo sem tocar o core.</w:t>
       </w:r>
     </w:p>
     <w:p>
@@ -504,7 +504,7 @@
         <w:pStyle w:val="ListBullet"/>
       </w:pPr>
       <w:r>
-        <w:t>Strategy para roteamento de modelo de LLM e calculo variavel: troca if e else espalhados por estrategias selecionadas em runtime via factory selecionar.</w:t>
+        <w:t>Strategy para roteamento de modelo de LLM e cálculo variável: troca if e else espalhados por estratégias selecionadas em runtime via factory selecionar.</w:t>
       </w:r>
     </w:p>
     <w:p>
@@ -512,7 +512,7 @@
         <w:pStyle w:val="ListBullet"/>
       </w:pPr>
       <w:r>
-        <w:t>Observer para eventos de dominio com bus.assinar: reacoes como e-mail e estoque assinam eventos sem acoplar ao core, aceitando ordem nao garantida entre observadores.</w:t>
+        <w:t>Observer para eventos de domínio com bus.assinar: reações como e-mail e estoque assinam eventos sem acoplar ao core, aceitando ordem não garantida entre observadores.</w:t>
       </w:r>
     </w:p>
     <w:p>
@@ -520,7 +520,7 @@
         <w:pStyle w:val="ListBullet"/>
       </w:pPr>
       <w:r>
-        <w:t>Singleton para clients rejeitado em favor de DI: evita estado global oculto e mantem o core testavel com fakes dos ports.</w:t>
+        <w:t>Singleton para clients rejeitado em favor de DI: evita estado global oculto e mantém o core testável com fakes dos ports.</w:t>
       </w:r>
     </w:p>
     <w:p>
@@ -528,7 +528,7 @@
         <w:pStyle w:val="ListBullet"/>
       </w:pPr>
       <w:r>
-        <w:t>Padrao aplicado so onde ha variacao real, com code review focado em valor: evita over-engineering e impede que padrao vire fim em si mesmo.</w:t>
+        <w:t>Padrão aplicado só onde há variação real, com code review focado em valor: evita over-engineering e impede que padrão vire fim em si mesmo.</w:t>
       </w:r>
     </w:p>
     <w:p>
@@ -539,12 +539,12 @@
         <w:rPr>
           <w:color w:val="8B1E1E"/>
         </w:rPr>
-        <w:t>Impacto no negocio</w:t>
+        <w:t>Impacto no negócio</w:t>
       </w:r>
     </w:p>
     <w:p>
       <w:r>
-        <w:t>Handlers de webhook e workers repetitivos com selecao de modelo por if e else fazem cada onboarding de fornecedor duplicar pontos de falha e travar o time. Com Adapter, Strategy e Observer mais piloto em ao menos 1 CRM, o onboarding cai para ate 2 dias atras de adapter testado, o teste do core usa fake sem chamar terceiro, e o custo de plugar parceiro novo deixa de ser reescrita do fluxo.</w:t>
+        <w:t>Handlers de webhook e workers repetitivos com seleção de modelo por if e else fazem cada onboarding de fornecedor duplicar pontos de falha e travar o time. Com Adapter, Strategy e Observer mais piloto em ao menos 1 CRM, o onboarding cai para até 2 dias atrás de adapter testado, o teste do core usa fake sem chamar terceiro, e o custo de plugar parceiro novo deixa de ser reescrita do fluxo.</w:t>
       </w:r>
     </w:p>
     <w:p>
@@ -555,7 +555,7 @@
         <w:rPr>
           <w:color w:val="8B1E1E"/>
         </w:rPr>
-        <w:t>Referencias de estudo</w:t>
+        <w:t>Referências de estudo</w:t>
       </w:r>
     </w:p>
     <w:p>
@@ -571,7 +571,7 @@
         <w:pStyle w:val="ListBullet"/>
       </w:pPr>
       <w:r>
-        <w:t>Video: Strategy na pratica para trocar if else, no YouTube.</w:t>
+        <w:t>Vídeo: Strategy na prática para trocar if else, no YouTube.</w:t>
       </w:r>
     </w:p>
     <w:p>
@@ -579,7 +579,7 @@
         <w:pStyle w:val="ListBullet"/>
       </w:pPr>
       <w:r>
-        <w:t>Doc oficial: Catalogo de padroes com exemplos em Python, em refactoring.guru.</w:t>
+        <w:t>Doc oficial: Catálogo de padrões com exemplos em Python, em refactoring.guru.</w:t>
       </w:r>
     </w:p>
     <w:p>
@@ -587,7 +587,7 @@
         <w:pStyle w:val="ListBullet"/>
       </w:pPr>
       <w:r>
-        <w:t>Doc oficial: Documentacao do Python sobre abc e protocolos para ports e adapters, em docs.python.org.</w:t>
+        <w:t>Doc oficial: Documentação do Python sobre abc e protocolos para ports e adapters, em docs.python.org.</w:t>
       </w:r>
     </w:p>
     <w:sectPr>
